--- a/assets/cv/Ahmed_Sayem_履歴.docx
+++ b/assets/cv/Ahmed_Sayem_履歴.docx
@@ -578,7 +578,68 @@
                 <w:sz w:val="20"/>
                 <w:szCs w:val="20"/>
               </w:rPr>
-              <w:t xml:space="preserve">github.com/sayemahmed8820-bot</w:t>
+              <w:t xml:space="preserve">github.com/sayemahmed-jp</w:t>
+            </w:r>
+          </w:p>
+        </w:tc>
+      </w:tr>
+      <w:tr>
+        <w:tc>
+          <w:tcPr>
+            <w:tcW w:type="dxa" w:w="1600"/>
+            <w:tcBorders>
+              <w:top w:val="single" w:color="000000" w:sz="4"/>
+              <w:left w:val="single" w:color="000000" w:sz="4"/>
+              <w:bottom w:val="single" w:color="000000" w:sz="4"/>
+              <w:right w:val="single" w:color="000000" w:sz="4"/>
+            </w:tcBorders>
+            <w:shd w:fill="F2F2F2"/>
+            <w:tcMar>
+              <w:top w:type="dxa" w:w="60"/>
+              <w:left w:type="dxa" w:w="100"/>
+              <w:bottom w:type="dxa" w:w="60"/>
+              <w:right w:type="dxa" w:w="100"/>
+            </w:tcMar>
+            <w:vAlign w:val="center"/>
+          </w:tcPr>
+          <w:p>
+            <w:r>
+              <w:rPr>
+                <w:rFonts w:ascii="Yu Gothic" w:cs="Yu Gothic" w:eastAsia="Yu Gothic" w:hAnsi="Yu Gothic"/>
+                <w:b/>
+                <w:bCs/>
+                <w:sz w:val="16"/>
+                <w:szCs w:val="16"/>
+              </w:rPr>
+              <w:t xml:space="preserve">ポートフォリオ</w:t>
+            </w:r>
+          </w:p>
+        </w:tc>
+        <w:tc>
+          <w:tcPr>
+            <w:tcW w:type="dxa" w:w="8200"/>
+            <w:tcBorders>
+              <w:top w:val="single" w:color="000000" w:sz="4"/>
+              <w:left w:val="single" w:color="000000" w:sz="4"/>
+              <w:bottom w:val="single" w:color="000000" w:sz="4"/>
+              <w:right w:val="single" w:color="000000" w:sz="4"/>
+            </w:tcBorders>
+            <w:tcMar>
+              <w:top w:type="dxa" w:w="60"/>
+              <w:left w:type="dxa" w:w="100"/>
+              <w:bottom w:type="dxa" w:w="60"/>
+              <w:right w:type="dxa" w:w="100"/>
+            </w:tcMar>
+            <w:vAlign w:val="center"/>
+          </w:tcPr>
+          <w:p>
+            <w:r>
+              <w:rPr>
+                <w:rFonts w:ascii="Yu Gothic" w:cs="Yu Gothic" w:eastAsia="Yu Gothic" w:hAnsi="Yu Gothic"/>
+                <w:sz w:val="20"/>
+                <w:szCs w:val="20"/>
+              </w:rPr>
+              <w:t xml:space="preserve">sayemahmed-jp.github.io</w:t>
             </w:r>
           </w:p>
         </w:tc>

--- a/assets/cv/Ahmed_Sayem_履歴.docx
+++ b/assets/cv/Ahmed_Sayem_履歴.docx
@@ -3318,6 +3318,98 @@
           </w:p>
         </w:tc>
       </w:tr>
+      <w:tr>
+        <w:tc>
+          <w:tcPr>
+            <w:tcW w:type="dxa" w:w="1400"/>
+            <w:tcBorders>
+              <w:top w:val="single" w:color="000000" w:sz="4"/>
+              <w:left w:val="single" w:color="000000" w:sz="4"/>
+              <w:bottom w:val="single" w:color="000000" w:sz="4"/>
+              <w:right w:val="single" w:color="000000" w:sz="4"/>
+            </w:tcBorders>
+            <w:tcMar>
+              <w:top w:type="dxa" w:w="60"/>
+              <w:left w:type="dxa" w:w="100"/>
+              <w:bottom w:type="dxa" w:w="60"/>
+              <w:right w:type="dxa" w:w="100"/>
+            </w:tcMar>
+            <w:vAlign w:val="center"/>
+          </w:tcPr>
+          <w:p>
+            <w:pPr>
+              <w:jc w:val="center"/>
+            </w:pPr>
+            <w:r>
+              <w:rPr>
+                <w:rFonts w:ascii="Yu Gothic" w:cs="Yu Gothic" w:eastAsia="Yu Gothic" w:hAnsi="Yu Gothic"/>
+                <w:sz w:val="19"/>
+                <w:szCs w:val="19"/>
+              </w:rPr>
+              <w:t xml:space="preserve">2026</w:t>
+            </w:r>
+          </w:p>
+        </w:tc>
+        <w:tc>
+          <w:tcPr>
+            <w:tcW w:type="dxa" w:w="900"/>
+            <w:tcBorders>
+              <w:top w:val="single" w:color="000000" w:sz="4"/>
+              <w:left w:val="single" w:color="000000" w:sz="4"/>
+              <w:bottom w:val="single" w:color="000000" w:sz="4"/>
+              <w:right w:val="single" w:color="000000" w:sz="4"/>
+            </w:tcBorders>
+            <w:tcMar>
+              <w:top w:type="dxa" w:w="60"/>
+              <w:left w:type="dxa" w:w="100"/>
+              <w:bottom w:type="dxa" w:w="60"/>
+              <w:right w:type="dxa" w:w="100"/>
+            </w:tcMar>
+            <w:vAlign w:val="center"/>
+          </w:tcPr>
+          <w:p>
+            <w:pPr>
+              <w:jc w:val="center"/>
+            </w:pPr>
+            <w:r>
+              <w:rPr>
+                <w:rFonts w:ascii="Yu Gothic" w:cs="Yu Gothic" w:eastAsia="Yu Gothic" w:hAnsi="Yu Gothic"/>
+                <w:sz w:val="19"/>
+                <w:szCs w:val="19"/>
+              </w:rPr>
+              <w:t xml:space="preserve">8</w:t>
+            </w:r>
+          </w:p>
+        </w:tc>
+        <w:tc>
+          <w:tcPr>
+            <w:tcW w:type="dxa" w:w="7500"/>
+            <w:tcBorders>
+              <w:top w:val="single" w:color="000000" w:sz="4"/>
+              <w:left w:val="single" w:color="000000" w:sz="4"/>
+              <w:bottom w:val="single" w:color="000000" w:sz="4"/>
+              <w:right w:val="single" w:color="000000" w:sz="4"/>
+            </w:tcBorders>
+            <w:tcMar>
+              <w:top w:type="dxa" w:w="60"/>
+              <w:left w:type="dxa" w:w="100"/>
+              <w:bottom w:type="dxa" w:w="60"/>
+              <w:right w:type="dxa" w:w="100"/>
+            </w:tcMar>
+            <w:vAlign w:val="center"/>
+          </w:tcPr>
+          <w:p>
+            <w:r>
+              <w:rPr>
+                <w:rFonts w:ascii="Yu Gothic" w:cs="Yu Gothic" w:eastAsia="Yu Gothic" w:hAnsi="Yu Gothic"/>
+                <w:sz w:val="19"/>
+                <w:szCs w:val="19"/>
+              </w:rPr>
+              <w:t xml:space="preserve">株式会社日立ソリューションズ　1日オンラインインターンシップ　参加</w:t>
+            </w:r>
+          </w:p>
+        </w:tc>
+      </w:tr>
     </w:tbl>
     <w:p>
       <w:pPr>
@@ -3418,7 +3510,7 @@
                 <w:sz w:val="19"/>
                 <w:szCs w:val="19"/>
               </w:rPr>
-              <w:t xml:space="preserve">現在、流通科学大学経済学部経済情報学科システムコースに在学中で、清澤田先生のゼミに所属し、Visual StudioによるC言語・C++のプログラミングを学んでおります。あわせてHTML・CSS・JavaScriptによるWeb開発も独学で学習中です。明治日本語学校、神戸国際言語学院であわせて約3年間日本語を学び、日本語能力試験N3に合格、日常業務や職場でのコミュニケーションに対応できる日本語力を身につけました。すき家でのアルバイトに続き、現在は株式会社ジェイアール西日本デイリーサービスネット運営のローソンでリーダーとして勤務し、シフト管理やスタッフ指導、接客対応を担当しております。あわせて2025年8月からセブン-イレブンでも勤務し、複数店舗でのアルバイト経験を積んでおります。2026年8月には店舗の営業成績優秀店として表彰をいただきました。また、2025年度には大阪府の外国人留学生インターンシップ活用チャレンジ支援事業に参加し修了いたしました。学業と並行して、病院向けWebサイトやコーヒーショップ向けセルフチェックアウトシステムなど個人開発にも取り組み、GitHubで公開しております。IT分野での就業を希望しており、これまで培ってきたプログラミングの基礎知識、日本語力、そしてリーダーとしての責任感を活かして貢献したいと考えております。</w:t>
+              <w:t xml:space="preserve">現在、流通科学大学経済学部経済情報学科システムコースに在学中で、清澤田先生のゼミに所属し、Visual StudioによるC言語・C++のプログラミングを学んでおります。あわせてHTML・CSS・JavaScriptによるWeb開発も独学で学習中です。明治日本語学校、神戸国際言語学院であわせて約3年間日本語を学び、日本語能力試験N3に合格、日常業務や職場でのコミュニケーションに対応できる日本語力を身につけました。すき家でのアルバイトに続き、現在は株式会社ジェイアール西日本デイリーサービスネット運営のローソンでリーダーとして勤務し、シフト管理やスタッフ指導、接客対応を担当しております。あわせて2025年8月からセブン-イレブンでも勤務し、複数店舗でのアルバイト経験を積んでおります。2026年8月には店舗の営業成績優秀店として表彰をいただきました。また、2025年度には大阪府の外国人留学生インターンシップ活用チャレンジ支援事業に参加し修了いたしました。さらに、2026年8月には株式会社日立ソリューションズの1日オンラインインターンシップに参加いたしました。学業と並行して、病院向けWebサイトやコーヒーショップ向けセルフチェックアウトシステムなど個人開発にも取り組み、GitHubで公開しております。IT分野での就業を希望しており、これまで培ってきたプログラミングの基礎知識、日本語力、そしてリーダーとしての責任感を活かして貢献したいと考えております。</w:t>
             </w:r>
           </w:p>
         </w:tc>

--- a/assets/cv/Ahmed_Sayem_履歴.docx
+++ b/assets/cv/Ahmed_Sayem_履歴.docx
@@ -3510,7 +3510,7 @@
                 <w:sz w:val="19"/>
                 <w:szCs w:val="19"/>
               </w:rPr>
-              <w:t xml:space="preserve">現在、流通科学大学経済学部経済情報学科システムコースに在学中で、清澤田先生のゼミに所属し、Visual StudioによるC言語・C++のプログラミングを学んでおります。あわせてHTML・CSS・JavaScriptによるWeb開発も独学で学習中です。明治日本語学校、神戸国際言語学院であわせて約3年間日本語を学び、日本語能力試験N3に合格、日常業務や職場でのコミュニケーションに対応できる日本語力を身につけました。すき家でのアルバイトに続き、現在は株式会社ジェイアール西日本デイリーサービスネット運営のローソンでリーダーとして勤務し、シフト管理やスタッフ指導、接客対応を担当しております。あわせて2025年8月からセブン-イレブンでも勤務し、複数店舗でのアルバイト経験を積んでおります。2026年8月には店舗の営業成績優秀店として表彰をいただきました。また、2025年度には大阪府の外国人留学生インターンシップ活用チャレンジ支援事業に参加し修了いたしました。さらに、2026年8月には株式会社日立ソリューションズの1日オンラインインターンシップに参加いたしました。学業と並行して、病院向けWebサイトやコーヒーショップ向けセルフチェックアウトシステムなど個人開発にも取り組み、GitHubで公開しております。IT分野での就業を希望しており、これまで培ってきたプログラミングの基礎知識、日本語力、そしてリーダーとしての責任感を活かして貢献したいと考えております。</w:t>
+              <w:t xml:space="preserve">現在、流通科学大学経済学部経済情報学科システムコースに在学中で、澤田清先生のゼミ（システム開発と最適化）に所属し、2年次後期にC言語によるプログラミングの基礎を修得した後、現在はVisual Studioを用いたC++などによるシステム開発の演習に取り組んでおります。あわせてHTML・CSS・JavaScriptによるWeb開発も独学で学習中です。明治日本語学校、神戸国際言語学院であわせて約3年間日本語を学び、日本語能力試験N3に合格、日常業務や職場でのコミュニケーションに対応できる日本語力を身につけました。すき家でのアルバイトに続き、現在は株式会社ジェイアール西日本デイリーサービスネット運営のローソンでリーダーとして勤務し、シフト管理やスタッフ指導、接客対応を担当しております。あわせて2025年8月からセブン-イレブンでも勤務し、複数店舗でのアルバイト経験を積んでおります。2026年8月には店舗の営業成績優秀店として表彰をいただきました。また、2025年度には大阪府の外国人留学生インターンシップ活用チャレンジ支援事業に参加し修了いたしました。さらに、2026年8月には株式会社日立ソリューションズの1日オンラインインターンシップに参加いたしました。学業と並行して、病院向けWebサイトやコーヒーショップ向けセルフチェックアウトシステムなど個人開発にも取り組み、GitHubで公開しております。IT分野での就業を希望しており、これまで培ってきたプログラミングの基礎知識、日本語力、そしてリーダーとしての責任感を活かして貢献したいと考えております。</w:t>
             </w:r>
           </w:p>
         </w:tc>
